--- a/Day_in_Life_SOC_Analyst_Cheatsheet.docx
+++ b/Day_in_Life_SOC_Analyst_Cheatsheet.docx
@@ -3766,7 +3766,7 @@
             </w:pPr>
             <w:sdt>
               <w:sdtPr>
-                <w:id w:val="1785565153"/>
+                <w:id w:val="1134771434"/>
                 <w:tag w:val="goog_rdk_0"/>
               </w:sdtPr>
               <w:sdtContent>
@@ -4478,7 +4478,7 @@
             </w:pPr>
             <w:sdt>
               <w:sdtPr>
-                <w:id w:val="-1419982708"/>
+                <w:id w:val="14917132"/>
                 <w:tag w:val="goog_rdk_1"/>
               </w:sdtPr>
               <w:sdtContent>
@@ -4582,7 +4582,7 @@
             </w:pPr>
             <w:sdt>
               <w:sdtPr>
-                <w:id w:val="-906516789"/>
+                <w:id w:val="-1172747619"/>
                 <w:tag w:val="goog_rdk_2"/>
               </w:sdtPr>
               <w:sdtContent>
@@ -9370,7 +9370,7 @@
             </w:pPr>
             <w:sdt>
               <w:sdtPr>
-                <w:id w:val="-1602268291"/>
+                <w:id w:val="-42779311"/>
                 <w:tag w:val="goog_rdk_3"/>
               </w:sdtPr>
               <w:sdtContent>
@@ -9605,7 +9605,7 @@
             </w:pPr>
             <w:sdt>
               <w:sdtPr>
-                <w:id w:val="-839884120"/>
+                <w:id w:val="922439709"/>
                 <w:tag w:val="goog_rdk_4"/>
               </w:sdtPr>
               <w:sdtContent>
@@ -9840,7 +9840,7 @@
             </w:pPr>
             <w:sdt>
               <w:sdtPr>
-                <w:id w:val="-1234526577"/>
+                <w:id w:val="-391689898"/>
                 <w:tag w:val="goog_rdk_5"/>
               </w:sdtPr>
               <w:sdtContent>
@@ -10075,7 +10075,7 @@
             </w:pPr>
             <w:sdt>
               <w:sdtPr>
-                <w:id w:val="-294277384"/>
+                <w:id w:val="1414391896"/>
                 <w:tag w:val="goog_rdk_6"/>
               </w:sdtPr>
               <w:sdtContent>
@@ -17788,8 +17788,9 @@
     <w:tbl>
       <w:tblPr>
         <w:tblStyle w:val="Table36"/>
-        <w:tblW w:w="10080.0" w:type="dxa"/>
+        <w:tblW w:w="10125.0" w:type="dxa"/>
         <w:jc w:val="left"/>
+        <w:tblInd w:w="-45.0" w:type="dxa"/>
         <w:tblBorders>
           <w:top w:color="000000" w:space="0" w:sz="4" w:val="single"/>
           <w:left w:color="000000" w:space="0" w:sz="4" w:val="single"/>
@@ -17802,10 +17803,10 @@
         <w:tblLook w:val="0000"/>
       </w:tblPr>
       <w:tblGrid>
-        <w:gridCol w:w="10080"/>
+        <w:gridCol w:w="10125"/>
         <w:tblGridChange w:id="0">
           <w:tblGrid>
-            <w:gridCol w:w="10080"/>
+            <w:gridCol w:w="10125"/>
           </w:tblGrid>
         </w:tblGridChange>
       </w:tblGrid>
